--- a/小野町_引継ぎ_整理済/14_アンケート集計/小野町_令和7年度調査_集計結果・分析報告書_20260805.docx
+++ b/小野町_引継ぎ_整理済/14_アンケート集計/小野町_令和7年度調査_集計結果・分析報告書_20260805.docx
@@ -17113,21 +17113,21 @@
               <w:rPr>
                 <w:sz w:val="18"/>
               </w:rPr>
-              <w:t xml:space="preserve">　**需要側の要因 計**</w:t>
-            </w:r>
-          </w:p>
-        </w:tc>
-        <w:tc>
-          <w:tcPr>
-            <w:tcW w:type="dxa" w:w="2880"/>
-          </w:tcPr>
-          <w:p>
-            <w:r/>
-            <w:r>
-              <w:rPr>
-                <w:sz w:val="18"/>
-              </w:rPr>
-              <w:t>**92.9％**</w:t>
+              <w:t>住宅改修、福祉用具貸与・購入のみを利用するため</w:t>
+            </w:r>
+          </w:p>
+        </w:tc>
+        <w:tc>
+          <w:tcPr>
+            <w:tcW w:type="dxa" w:w="2880"/>
+          </w:tcPr>
+          <w:p>
+            <w:r/>
+            <w:r>
+              <w:rPr>
+                <w:sz w:val="18"/>
+              </w:rPr>
+              <w:t>5.2％</w:t>
             </w:r>
           </w:p>
         </w:tc>
@@ -17157,21 +17157,197 @@
               <w:rPr>
                 <w:sz w:val="18"/>
               </w:rPr>
-              <w:t>住宅改修、福祉用具貸与・購入のみを利用するため</w:t>
-            </w:r>
-          </w:p>
-        </w:tc>
-        <w:tc>
-          <w:tcPr>
-            <w:tcW w:type="dxa" w:w="2880"/>
-          </w:tcPr>
-          <w:p>
-            <w:r/>
-            <w:r>
-              <w:rPr>
-                <w:sz w:val="18"/>
-              </w:rPr>
-              <w:t>5.2％</w:t>
+              <w:t>サービスを受けたいが手続きや利用方法が分からない</w:t>
+            </w:r>
+          </w:p>
+        </w:tc>
+        <w:tc>
+          <w:tcPr>
+            <w:tcW w:type="dxa" w:w="2880"/>
+          </w:tcPr>
+          <w:p>
+            <w:r/>
+            <w:r>
+              <w:rPr>
+                <w:sz w:val="18"/>
+              </w:rPr>
+              <w:t>4.5％</w:t>
+            </w:r>
+          </w:p>
+        </w:tc>
+        <w:tc>
+          <w:tcPr>
+            <w:tcW w:type="dxa" w:w="2880"/>
+          </w:tcPr>
+          <w:p>
+            <w:r/>
+            <w:r>
+              <w:rPr>
+                <w:sz w:val="18"/>
+              </w:rPr>
+              <w:t>相談体制</w:t>
+            </w:r>
+          </w:p>
+        </w:tc>
+      </w:tr>
+      <w:tr>
+        <w:tc>
+          <w:tcPr>
+            <w:tcW w:type="dxa" w:w="2880"/>
+          </w:tcPr>
+          <w:p>
+            <w:r/>
+            <w:r>
+              <w:rPr>
+                <w:sz w:val="18"/>
+              </w:rPr>
+              <w:t>利用料を支払うのが難しい</w:t>
+            </w:r>
+          </w:p>
+        </w:tc>
+        <w:tc>
+          <w:tcPr>
+            <w:tcW w:type="dxa" w:w="2880"/>
+          </w:tcPr>
+          <w:p>
+            <w:r/>
+            <w:r>
+              <w:rPr>
+                <w:sz w:val="18"/>
+              </w:rPr>
+              <w:t>3.9％</w:t>
+            </w:r>
+          </w:p>
+        </w:tc>
+        <w:tc>
+          <w:tcPr>
+            <w:tcW w:type="dxa" w:w="2880"/>
+          </w:tcPr>
+          <w:p>
+            <w:r/>
+            <w:r>
+              <w:rPr>
+                <w:sz w:val="18"/>
+              </w:rPr>
+              <w:t>費用</w:t>
+            </w:r>
+          </w:p>
+        </w:tc>
+      </w:tr>
+      <w:tr>
+        <w:tc>
+          <w:tcPr>
+            <w:tcW w:type="dxa" w:w="2880"/>
+          </w:tcPr>
+          <w:p>
+            <w:r/>
+            <w:r>
+              <w:rPr>
+                <w:sz w:val="18"/>
+              </w:rPr>
+              <w:t>以前、利用していたサービスに不満があった</w:t>
+            </w:r>
+          </w:p>
+        </w:tc>
+        <w:tc>
+          <w:tcPr>
+            <w:tcW w:type="dxa" w:w="2880"/>
+          </w:tcPr>
+          <w:p>
+            <w:r/>
+            <w:r>
+              <w:rPr>
+                <w:sz w:val="18"/>
+              </w:rPr>
+              <w:t>0.6％</w:t>
+            </w:r>
+          </w:p>
+        </w:tc>
+        <w:tc>
+          <w:tcPr>
+            <w:tcW w:type="dxa" w:w="2880"/>
+          </w:tcPr>
+          <w:p>
+            <w:r/>
+            <w:r>
+              <w:rPr>
+                <w:sz w:val="18"/>
+              </w:rPr>
+              <w:t>供給側</w:t>
+            </w:r>
+          </w:p>
+        </w:tc>
+      </w:tr>
+      <w:tr>
+        <w:tc>
+          <w:tcPr>
+            <w:tcW w:type="dxa" w:w="2880"/>
+          </w:tcPr>
+          <w:p>
+            <w:r/>
+            <w:r>
+              <w:rPr>
+                <w:sz w:val="18"/>
+              </w:rPr>
+              <w:t>**利用したいサービスが利用できない、身近にない**</w:t>
+            </w:r>
+          </w:p>
+        </w:tc>
+        <w:tc>
+          <w:tcPr>
+            <w:tcW w:type="dxa" w:w="2880"/>
+          </w:tcPr>
+          <w:p>
+            <w:r/>
+            <w:r>
+              <w:rPr>
+                <w:sz w:val="18"/>
+              </w:rPr>
+              <w:t>**0.6％**</w:t>
+            </w:r>
+          </w:p>
+        </w:tc>
+        <w:tc>
+          <w:tcPr>
+            <w:tcW w:type="dxa" w:w="2880"/>
+          </w:tcPr>
+          <w:p>
+            <w:r/>
+            <w:r>
+              <w:rPr>
+                <w:sz w:val="18"/>
+              </w:rPr>
+              <w:t>供給側</w:t>
+            </w:r>
+          </w:p>
+        </w:tc>
+      </w:tr>
+      <w:tr>
+        <w:tc>
+          <w:tcPr>
+            <w:tcW w:type="dxa" w:w="2880"/>
+          </w:tcPr>
+          <w:p>
+            <w:r/>
+            <w:r>
+              <w:rPr>
+                <w:sz w:val="18"/>
+              </w:rPr>
+              <w:t>その他</w:t>
+            </w:r>
+          </w:p>
+        </w:tc>
+        <w:tc>
+          <w:tcPr>
+            <w:tcW w:type="dxa" w:w="2880"/>
+          </w:tcPr>
+          <w:p>
+            <w:r/>
+            <w:r>
+              <w:rPr>
+                <w:sz w:val="18"/>
+              </w:rPr>
+              <w:t>16.2％</w:t>
             </w:r>
           </w:p>
         </w:tc>
@@ -17201,197 +17377,21 @@
               <w:rPr>
                 <w:sz w:val="18"/>
               </w:rPr>
-              <w:t>サービスを受けたいが手続きや利用方法が分からない</w:t>
-            </w:r>
-          </w:p>
-        </w:tc>
-        <w:tc>
-          <w:tcPr>
-            <w:tcW w:type="dxa" w:w="2880"/>
-          </w:tcPr>
-          <w:p>
-            <w:r/>
-            <w:r>
-              <w:rPr>
-                <w:sz w:val="18"/>
-              </w:rPr>
-              <w:t>4.5％</w:t>
-            </w:r>
-          </w:p>
-        </w:tc>
-        <w:tc>
-          <w:tcPr>
-            <w:tcW w:type="dxa" w:w="2880"/>
-          </w:tcPr>
-          <w:p>
-            <w:r/>
-            <w:r>
-              <w:rPr>
-                <w:sz w:val="18"/>
-              </w:rPr>
-              <w:t>相談体制</w:t>
-            </w:r>
-          </w:p>
-        </w:tc>
-      </w:tr>
-      <w:tr>
-        <w:tc>
-          <w:tcPr>
-            <w:tcW w:type="dxa" w:w="2880"/>
-          </w:tcPr>
-          <w:p>
-            <w:r/>
-            <w:r>
-              <w:rPr>
-                <w:sz w:val="18"/>
-              </w:rPr>
-              <w:t>利用料を支払うのが難しい</w:t>
-            </w:r>
-          </w:p>
-        </w:tc>
-        <w:tc>
-          <w:tcPr>
-            <w:tcW w:type="dxa" w:w="2880"/>
-          </w:tcPr>
-          <w:p>
-            <w:r/>
-            <w:r>
-              <w:rPr>
-                <w:sz w:val="18"/>
-              </w:rPr>
-              <w:t>3.9％</w:t>
-            </w:r>
-          </w:p>
-        </w:tc>
-        <w:tc>
-          <w:tcPr>
-            <w:tcW w:type="dxa" w:w="2880"/>
-          </w:tcPr>
-          <w:p>
-            <w:r/>
-            <w:r>
-              <w:rPr>
-                <w:sz w:val="18"/>
-              </w:rPr>
-              <w:t>費用</w:t>
-            </w:r>
-          </w:p>
-        </w:tc>
-      </w:tr>
-      <w:tr>
-        <w:tc>
-          <w:tcPr>
-            <w:tcW w:type="dxa" w:w="2880"/>
-          </w:tcPr>
-          <w:p>
-            <w:r/>
-            <w:r>
-              <w:rPr>
-                <w:sz w:val="18"/>
-              </w:rPr>
-              <w:t>以前、利用していたサービスに不満があった</w:t>
-            </w:r>
-          </w:p>
-        </w:tc>
-        <w:tc>
-          <w:tcPr>
-            <w:tcW w:type="dxa" w:w="2880"/>
-          </w:tcPr>
-          <w:p>
-            <w:r/>
-            <w:r>
-              <w:rPr>
-                <w:sz w:val="18"/>
-              </w:rPr>
-              <w:t>0.6％</w:t>
-            </w:r>
-          </w:p>
-        </w:tc>
-        <w:tc>
-          <w:tcPr>
-            <w:tcW w:type="dxa" w:w="2880"/>
-          </w:tcPr>
-          <w:p>
-            <w:r/>
-            <w:r>
-              <w:rPr>
-                <w:sz w:val="18"/>
-              </w:rPr>
-              <w:t>供給側</w:t>
-            </w:r>
-          </w:p>
-        </w:tc>
-      </w:tr>
-      <w:tr>
-        <w:tc>
-          <w:tcPr>
-            <w:tcW w:type="dxa" w:w="2880"/>
-          </w:tcPr>
-          <w:p>
-            <w:r/>
-            <w:r>
-              <w:rPr>
-                <w:sz w:val="18"/>
-              </w:rPr>
-              <w:t>**利用したいサービスが利用できない、身近にない**</w:t>
-            </w:r>
-          </w:p>
-        </w:tc>
-        <w:tc>
-          <w:tcPr>
-            <w:tcW w:type="dxa" w:w="2880"/>
-          </w:tcPr>
-          <w:p>
-            <w:r/>
-            <w:r>
-              <w:rPr>
-                <w:sz w:val="18"/>
-              </w:rPr>
-              <w:t>**0.6％**</w:t>
-            </w:r>
-          </w:p>
-        </w:tc>
-        <w:tc>
-          <w:tcPr>
-            <w:tcW w:type="dxa" w:w="2880"/>
-          </w:tcPr>
-          <w:p>
-            <w:r/>
-            <w:r>
-              <w:rPr>
-                <w:sz w:val="18"/>
-              </w:rPr>
-              <w:t>供給側</w:t>
-            </w:r>
-          </w:p>
-        </w:tc>
-      </w:tr>
-      <w:tr>
-        <w:tc>
-          <w:tcPr>
-            <w:tcW w:type="dxa" w:w="2880"/>
-          </w:tcPr>
-          <w:p>
-            <w:r/>
-            <w:r>
-              <w:rPr>
-                <w:sz w:val="18"/>
-              </w:rPr>
-              <w:t>その他</w:t>
-            </w:r>
-          </w:p>
-        </w:tc>
-        <w:tc>
-          <w:tcPr>
-            <w:tcW w:type="dxa" w:w="2880"/>
-          </w:tcPr>
-          <w:p>
-            <w:r/>
-            <w:r>
-              <w:rPr>
-                <w:sz w:val="18"/>
-              </w:rPr>
-              <w:t>16.2％</w:t>
+              <w:t>無回答</w:t>
+            </w:r>
+          </w:p>
+        </w:tc>
+        <w:tc>
+          <w:tcPr>
+            <w:tcW w:type="dxa" w:w="2880"/>
+          </w:tcPr>
+          <w:p>
+            <w:r/>
+            <w:r>
+              <w:rPr>
+                <w:sz w:val="18"/>
+              </w:rPr>
+              <w:t>8.4％</w:t>
             </w:r>
           </w:p>
         </w:tc>
@@ -17410,51 +17410,16 @@
           </w:p>
         </w:tc>
       </w:tr>
-      <w:tr>
-        <w:tc>
-          <w:tcPr>
-            <w:tcW w:type="dxa" w:w="2880"/>
-          </w:tcPr>
-          <w:p>
-            <w:r/>
-            <w:r>
-              <w:rPr>
-                <w:sz w:val="18"/>
-              </w:rPr>
-              <w:t>無回答</w:t>
-            </w:r>
-          </w:p>
-        </w:tc>
-        <w:tc>
-          <w:tcPr>
-            <w:tcW w:type="dxa" w:w="2880"/>
-          </w:tcPr>
-          <w:p>
-            <w:r/>
-            <w:r>
-              <w:rPr>
-                <w:sz w:val="18"/>
-              </w:rPr>
-              <w:t>8.4％</w:t>
-            </w:r>
-          </w:p>
-        </w:tc>
-        <w:tc>
-          <w:tcPr>
-            <w:tcW w:type="dxa" w:w="2880"/>
-          </w:tcPr>
-          <w:p>
-            <w:r/>
-            <w:r>
-              <w:rPr>
-                <w:sz w:val="18"/>
-              </w:rPr>
-              <w:t>―</w:t>
-            </w:r>
-          </w:p>
-        </w:tc>
-      </w:tr>
     </w:tbl>
+    <w:p>
+      <w:r>
+        <w:rPr>
+          <w:i/>
+          <w:sz w:val="18"/>
+        </w:rPr>
+        <w:t>※ 本設問は、サービスを利用していないと回答した154人に対する複数回答である。割合は延べの選択率であり、足し合わせても回答者に占める割合にはならない（全項目の合計は132.3％）。人数に直すと、状態ではない72人・本人の希望なし45人・家族が介護26人に対し、供給側の2項目はいずれも1人である。</w:t>
+      </w:r>
+    </w:p>
     <w:p>
       <w:r>
         <w:rPr>
@@ -22183,7 +22148,7 @@
               <w:rPr>
                 <w:sz w:val="18"/>
               </w:rPr>
-              <w:t>**92.9％**</w:t>
+              <w:t>**上位3つ**</w:t>
             </w:r>
           </w:p>
         </w:tc>
@@ -22328,7 +22293,7 @@
     </w:p>
     <w:p>
       <w:r>
-        <w:t>**原因は需要側にある。**供給制約は1.2％、費用は3.9％、手続きの分かりにくさは4.5％にとどまり、上位3つの需要側の要因が92.9％を占める。すなわち、認定を受けているがサービスを必要とする状態に至っていない層と、本人に利用意向がない層が多数である。</w:t>
+        <w:t>**原因は需要側にある。**供給側の理由を挙げた方は延べ2人、費用は6人、手続きの分かりにくさは4.5％にとどまり、上位3つはいずれも需要側の要因である。すなわち、認定を受けているがサービスを必要とする状態に至っていない層と、本人に利用意向がない層が多数である。</w:t>
       </w:r>
     </w:p>
     <w:p>
@@ -22573,7 +22538,7 @@
               <w:rPr>
                 <w:sz w:val="18"/>
               </w:rPr>
-              <w:t>供給制約1.2％</w:t>
+              <w:t>供給側は延べ2人</w:t>
             </w:r>
           </w:p>
         </w:tc>
@@ -26869,7 +26834,7 @@
               <w:rPr>
                 <w:sz w:val="18"/>
               </w:rPr>
-              <w:t>**在宅の要介護認定者の42.1％がサービスを利用しておらず、その理由の92.9％が需要側の要因である。**供給制約は1.2％、費用は3.9％にとどまる。認定率が県内2位でありながら給付月額が県内中位であるという構造の説明がついた</w:t>
+              <w:t>**在宅の要介護認定者の42.1％がサービスを利用しておらず、その理由は需要側のものが上位を占める（複数回答・n=154）。**供給側の理由を挙げた方は延べ2人、費用は6人にとどまる。認定率が県内2位でありながら給付月額が県内中位であるという構造の説明がついた</w:t>
             </w:r>
           </w:p>
         </w:tc>
@@ -27805,7 +27770,7 @@
               <w:rPr>
                 <w:sz w:val="18"/>
               </w:rPr>
-              <w:t>未利用42.1％。理由は需要側92.9％、供給制約1.2％</w:t>
+              <w:t>未利用42.1％。理由の上位3つは需要側、供給側は2人（延べ）</w:t>
             </w:r>
           </w:p>
         </w:tc>
@@ -27848,7 +27813,7 @@
               <w:rPr>
                 <w:sz w:val="18"/>
               </w:rPr>
-              <w:t>未利用理由としての供給制約は0.6％</w:t>
+              <w:t>未利用理由としての供給側は1人</w:t>
             </w:r>
           </w:p>
         </w:tc>

--- a/小野町_引継ぎ_整理済/14_アンケート集計/小野町_令和7年度調査_集計結果・分析報告書_20260805.docx
+++ b/小野町_引継ぎ_整理済/14_アンケート集計/小野町_令和7年度調査_集計結果・分析報告書_20260805.docx
@@ -22008,7 +22008,7 @@
         <w:spacing w:after="0"/>
       </w:pPr>
       <w:r>
-        <w:t>調整後の要介護認定率の地域差指数は1.24（全国平均を24％上回る）で、県内2位である。</w:t>
+        <w:t>調整後の要介護認定率の地域差指数は1.24（全国平均を24％上回る）。令和7年3月末の合計認定率26.8％は県内2位であった。</w:t>
       </w:r>
     </w:p>
     <w:p>
@@ -22017,7 +22017,7 @@
         <w:spacing w:after="0"/>
       </w:pPr>
       <w:r>
-        <w:t>一方、第1号被保険者1人あたり給付月額の地域差指数は1.08にとどまり、在宅サービスは県内23位、施設・居住系は県内30位と中位である。</w:t>
+        <w:t>一方、第1号被保険者1人あたり給付月額の地域差指数は1.08にとどまり、第１号被保険者１人あたり給付月額は、在宅サービスが県内28位／59、施設・居住系が県内33位／59で中位である（見える化 D6・令和7年度）。</w:t>
       </w:r>
     </w:p>
     <w:p>
@@ -22298,7 +22298,7 @@
     </w:p>
     <w:p>
       <w:r>
-        <w:t>これは、認定率が県内2位でありながら給付月額が県内中位であるという構造と整合する。認定は広く受けられているが、その全員がサービスを必要とする状態にあるわけではない、ということである。</w:t>
+        <w:t>これは、認定率が県内でも高い方にありながら給付月額が県内中位であるという構造と整合する。認定は広く受けられているが、その全員がサービスを必要とする状態にあるわけではない、ということである。</w:t>
       </w:r>
     </w:p>
     <w:p>
@@ -22392,7 +22392,7 @@
               <w:rPr>
                 <w:sz w:val="18"/>
               </w:rPr>
-              <w:t>サービス利用の必要が生じる前の申請がどの程度あるかを確認する。認定率が県内2位である理由の説明にもつながる</w:t>
+              <w:t>サービス利用の必要が生じる前の申請がどの程度あるかを確認する。認定率が県内でも高い方にある理由の説明にもつながる</w:t>
             </w:r>
           </w:p>
         </w:tc>
@@ -26834,7 +26834,7 @@
               <w:rPr>
                 <w:sz w:val="18"/>
               </w:rPr>
-              <w:t>**在宅の要介護認定者の42.1％がサービスを利用しておらず、その理由は需要側のものが上位を占める（複数回答・n=154）。**供給側の理由を挙げた方は延べ2人、費用は6人にとどまる。認定率が県内2位でありながら給付月額が県内中位であるという構造の説明がついた</w:t>
+              <w:t>**在宅の要介護認定者の42.1％がサービスを利用しておらず、その理由は需要側のものが上位を占める（複数回答・n=154）。**供給側の理由を挙げた方は延べ2人、費用は6人にとどまる。認定率が県内でも高い方にありながら給付月額が県内中位であるという構造の説明がついた</w:t>
             </w:r>
           </w:p>
         </w:tc>

--- a/小野町_引継ぎ_整理済/14_アンケート集計/小野町_令和7年度調査_集計結果・分析報告書_20260805.docx
+++ b/小野町_引継ぎ_整理済/14_アンケート集計/小野町_令和7年度調査_集計結果・分析報告書_20260805.docx
@@ -8307,10 +8307,96 @@
           </w:p>
         </w:tc>
       </w:tr>
+      <w:tr>
+        <w:tc>
+          <w:tcPr>
+            <w:tcW w:type="dxa" w:w="2880"/>
+          </w:tcPr>
+          <w:p>
+            <w:r/>
+            <w:r>
+              <w:rPr>
+                <w:sz w:val="18"/>
+              </w:rPr>
+            </w:r>
+          </w:p>
+        </w:tc>
+        <w:tc>
+          <w:tcPr>
+            <w:tcW w:type="dxa" w:w="2880"/>
+          </w:tcPr>
+          <w:p>
+            <w:r/>
+            <w:r>
+              <w:rPr>
+                <w:sz w:val="18"/>
+              </w:rPr>
+              <w:t>**いいえ**</w:t>
+            </w:r>
+          </w:p>
+        </w:tc>
+        <w:tc>
+          <w:tcPr>
+            <w:tcW w:type="dxa" w:w="2880"/>
+          </w:tcPr>
+          <w:p>
+            <w:r/>
+            <w:r>
+              <w:rPr>
+                <w:sz w:val="18"/>
+              </w:rPr>
+              <w:t>**60.0％**</w:t>
+            </w:r>
+          </w:p>
+        </w:tc>
+      </w:tr>
+      <w:tr>
+        <w:tc>
+          <w:tcPr>
+            <w:tcW w:type="dxa" w:w="2880"/>
+          </w:tcPr>
+          <w:p>
+            <w:r/>
+            <w:r>
+              <w:rPr>
+                <w:sz w:val="18"/>
+              </w:rPr>
+            </w:r>
+          </w:p>
+        </w:tc>
+        <w:tc>
+          <w:tcPr>
+            <w:tcW w:type="dxa" w:w="2880"/>
+          </w:tcPr>
+          <w:p>
+            <w:r/>
+            <w:r>
+              <w:rPr>
+                <w:sz w:val="18"/>
+              </w:rPr>
+              <w:t>無回答</w:t>
+            </w:r>
+          </w:p>
+        </w:tc>
+        <w:tc>
+          <w:tcPr>
+            <w:tcW w:type="dxa" w:w="2880"/>
+          </w:tcPr>
+          <w:p>
+            <w:r/>
+            <w:r>
+              <w:rPr>
+                <w:sz w:val="18"/>
+              </w:rPr>
+              <w:t>6.8％</w:t>
+            </w:r>
+          </w:p>
+        </w:tc>
+      </w:tr>
     </w:tbl>
     <w:p>
       <w:r>
-        <w:t>認知症について必要と考える支援は次のとおり（複数回答）。</w:t>
+        <w:t>問36「認知症の方や家族を地域で支えていくために必要なことは何だと思いますか」（いくつでも）の回答は次のとおり。</w:t>
       </w:r>
     </w:p>
     <w:tbl>
@@ -8336,7 +8422,7 @@
                 <w:b/>
                 <w:sz w:val="18"/>
               </w:rPr>
-              <w:t>必要な支援</w:t>
+              <w:t>必要なこと</w:t>
             </w:r>
           </w:p>
         </w:tc>
@@ -8368,7 +8454,7 @@
               <w:rPr>
                 <w:sz w:val="18"/>
               </w:rPr>
-              <w:t>**相談窓口の充実**</w:t>
+              <w:t>**地域での見守りや声掛け**</w:t>
             </w:r>
           </w:p>
         </w:tc>
@@ -8473,6 +8559,96 @@
                 <w:sz w:val="18"/>
               </w:rPr>
               <w:t>9.2％</w:t>
+            </w:r>
+          </w:p>
+        </w:tc>
+      </w:tr>
+      <w:tr>
+        <w:tc>
+          <w:tcPr>
+            <w:tcW w:type="dxa" w:w="4320"/>
+          </w:tcPr>
+          <w:p>
+            <w:r/>
+            <w:r>
+              <w:rPr>
+                <w:sz w:val="18"/>
+              </w:rPr>
+              <w:t>その他</w:t>
+            </w:r>
+          </w:p>
+        </w:tc>
+        <w:tc>
+          <w:tcPr>
+            <w:tcW w:type="dxa" w:w="4320"/>
+          </w:tcPr>
+          <w:p>
+            <w:r/>
+            <w:r>
+              <w:rPr>
+                <w:sz w:val="18"/>
+              </w:rPr>
+              <w:t>1.3％</w:t>
+            </w:r>
+          </w:p>
+        </w:tc>
+      </w:tr>
+      <w:tr>
+        <w:tc>
+          <w:tcPr>
+            <w:tcW w:type="dxa" w:w="4320"/>
+          </w:tcPr>
+          <w:p>
+            <w:r/>
+            <w:r>
+              <w:rPr>
+                <w:sz w:val="18"/>
+              </w:rPr>
+              <w:t>わからない</w:t>
+            </w:r>
+          </w:p>
+        </w:tc>
+        <w:tc>
+          <w:tcPr>
+            <w:tcW w:type="dxa" w:w="4320"/>
+          </w:tcPr>
+          <w:p>
+            <w:r/>
+            <w:r>
+              <w:rPr>
+                <w:sz w:val="18"/>
+              </w:rPr>
+              <w:t>16.0％</w:t>
+            </w:r>
+          </w:p>
+        </w:tc>
+      </w:tr>
+      <w:tr>
+        <w:tc>
+          <w:tcPr>
+            <w:tcW w:type="dxa" w:w="4320"/>
+          </w:tcPr>
+          <w:p>
+            <w:r/>
+            <w:r>
+              <w:rPr>
+                <w:sz w:val="18"/>
+              </w:rPr>
+              <w:t>無回答</w:t>
+            </w:r>
+          </w:p>
+        </w:tc>
+        <w:tc>
+          <w:tcPr>
+            <w:tcW w:type="dxa" w:w="4320"/>
+          </w:tcPr>
+          <w:p>
+            <w:r/>
+            <w:r>
+              <w:rPr>
+                <w:sz w:val="18"/>
+              </w:rPr>
+              <w:t>7.5％</w:t>
             </w:r>
           </w:p>
         </w:tc>
@@ -8484,7 +8660,7 @@
           <w:i/>
           <w:sz w:val="18"/>
         </w:rPr>
-        <w:t>※ 相談窓口を知っているのは3人に1人にとどまり、必要な支援としても相談窓口の充実と情報提供が上位2つを占める。第5章5で分析する。</w:t>
+        <w:t>※ 相談窓口を知っているのは3人に1人にとどまり、60.0％が「知らない」と答えている。地域で支えるために必要なこととしては、地域での見守りや声掛けと認知症に関する情報提供が上位2つを占める。**本設問は複数回答であり、割合は延べの選択率である。**第5章5で分析する。</w:t>
       </w:r>
     </w:p>
     <w:p>
@@ -24186,7 +24362,7 @@
               <w:rPr>
                 <w:sz w:val="18"/>
               </w:rPr>
-              <w:t>**33.2％**</w:t>
+              <w:t>**33.2％**（知らない60.0％）</w:t>
             </w:r>
           </w:p>
         </w:tc>
@@ -24216,7 +24392,7 @@
               <w:rPr>
                 <w:sz w:val="18"/>
               </w:rPr>
-              <w:t>必要な支援：相談窓口の充実</w:t>
+              <w:t>地域で支えるために必要なこと：地域での見守りや声掛け</w:t>
             </w:r>
           </w:p>
         </w:tc>
@@ -24260,7 +24436,7 @@
               <w:rPr>
                 <w:sz w:val="18"/>
               </w:rPr>
-              <w:t>必要な支援：認知症に関する情報提供</w:t>
+              <w:t>地域で支えるために必要なこと：認知症に関する情報提供</w:t>
             </w:r>
           </w:p>
         </w:tc>
@@ -24304,7 +24480,7 @@
               <w:rPr>
                 <w:sz w:val="18"/>
               </w:rPr>
-              <w:t>必要な支援：認知症カフェの開催</w:t>
+              <w:t>地域で支えるために必要なこと：認知症カフェの開催</w:t>
             </w:r>
           </w:p>
         </w:tc>
@@ -24438,7 +24614,7 @@
     </w:p>
     <w:p>
       <w:r>
-        <w:t>**調査結果は周知不足を示している。**相談窓口を知っているのは33.2％にとどまり、住民が必要と考える支援の上位2つが相談窓口の充実（54.1％）と情報提供（51.9％）である。一方、認知症カフェの開催は9.2％にとどまり、現に1か所で横ばいであることと整合する。</w:t>
+        <w:t>**調査結果は周知不足を示している。**相談窓口を知っているのは33.2％にとどまり、60.0％が「知らない」と答えている。地域で支えるために必要なこととしても、認知症に関する情報提供が51.9％で第2位に入る。第1位は地域での見守りや声掛け（54.1％）であり、住民は制度よりも身近な支え合いを挙げている。一方、認知症カフェの開催は9.2％、講演会の開催は18.7％にとどまり、カフェが現に1か所で横ばいであることと整合する。</w:t>
       </w:r>
     </w:p>
     <w:p>
